--- a/Test-Plan/Notes_Test_Plan.docx
+++ b/Test-Plan/Notes_Test_Plan.docx
@@ -86,7 +86,7 @@
           <w:sz w:val="24"/>
           <w:szCs w:val="24"/>
         </w:rPr>
-        <w:t>Date: 2082/11/05</w:t>
+        <w:t>Date: 2082/11/08</w:t>
       </w:r>
     </w:p>
     <w:p>
@@ -149,16 +149,28 @@
         <w:spacing w:before="100" w:beforeAutospacing="1" w:after="100" w:afterAutospacing="1" w:line="240" w:lineRule="auto"/>
       </w:pPr>
       <w:r>
-        <w:t xml:space="preserve">The purpose of this Test Plan is to define the testing strategy, objectives, and scope for the </w:t>
+        <w:t>The purpose of this Test Plan is to define the testing strategy, objectives, and sc</w:t>
+      </w:r>
+      <w:bookmarkStart w:id="0" w:name="_GoBack"/>
+      <w:bookmarkEnd w:id="0"/>
+      <w:r>
+        <w:t xml:space="preserve">ope for the </w:t>
       </w:r>
       <w:r>
         <w:rPr>
           <w:rStyle w:val="Strong"/>
+          <w:b w:val="0"/>
         </w:rPr>
         <w:t>Practice Expand Testing – Notes Application</w:t>
       </w:r>
       <w:r>
-        <w:t xml:space="preserve">. This application allows users to register and log in, create new notes, assign categories (Home, Work, </w:t>
+        <w:rPr>
+          <w:b/>
+        </w:rPr>
+        <w:t>.</w:t>
+      </w:r>
+      <w:r>
+        <w:t xml:space="preserve"> This application allows users to register and log in, create new notes, assign categories (Home, Work, </w:t>
       </w:r>
       <w:proofErr w:type="gramStart"/>
       <w:r>
@@ -166,13 +178,8 @@
       </w:r>
       <w:proofErr w:type="gramEnd"/>
       <w:r>
-        <w:t xml:space="preserve">), search, edit, and delete notes, as well as manage their profile and log out securely. This Test Plan ensures that all functional and usability aspects of the application are thoroughly tested to verify that the system performs as expected before </w:t>
-      </w:r>
-      <w:proofErr w:type="spellStart"/>
-      <w:r>
-        <w:t>deployment.</w:t>
-      </w:r>
-      <w:proofErr w:type="spellEnd"/>
+        <w:t>), search, edit, and delete notes, as well as manage their profile and log out securely. This Test Plan ensures that all functional and usability aspects of the application are thoroughly tested to verify that the system performs as expected before deployment.</w:t>
+      </w:r>
     </w:p>
     <w:p>
       <w:pPr>
@@ -3187,18 +3194,14 @@
                 <w:szCs w:val="24"/>
               </w:rPr>
             </w:pPr>
-            <w:hyperlink r:id="rId5" w:tgtFrame="_new" w:history="1">
-              <w:r>
-                <w:rPr>
-                  <w:rFonts w:ascii="Times New Roman" w:eastAsia="Times New Roman" w:hAnsi="Times New Roman" w:cs="Times New Roman"/>
-                  <w:color w:val="0000FF"/>
-                  <w:sz w:val="24"/>
-                  <w:szCs w:val="24"/>
-                  <w:u w:val="single"/>
-                </w:rPr>
-                <w:t>https://practice.expandtesting.com/notes/app</w:t>
-              </w:r>
-            </w:hyperlink>
+            <w:r>
+              <w:rPr>
+                <w:rFonts w:ascii="Times New Roman" w:eastAsia="Times New Roman" w:hAnsi="Times New Roman" w:cs="Times New Roman"/>
+                <w:sz w:val="24"/>
+                <w:szCs w:val="24"/>
+              </w:rPr>
+              <w:t>https://practice.expandtesting.com/notes/app</w:t>
+            </w:r>
           </w:p>
         </w:tc>
       </w:tr>
@@ -4528,8 +4531,6 @@
         </w:rPr>
         <w:t>13. Conclusion</w:t>
       </w:r>
-      <w:bookmarkStart w:id="0" w:name="_GoBack"/>
-      <w:bookmarkEnd w:id="0"/>
     </w:p>
     <w:p>
       <w:pPr>

--- a/Test-Plan/Notes_Test_Plan.docx
+++ b/Test-Plan/Notes_Test_Plan.docx
@@ -149,19 +149,16 @@
         <w:spacing w:before="100" w:beforeAutospacing="1" w:after="100" w:afterAutospacing="1" w:line="240" w:lineRule="auto"/>
       </w:pPr>
       <w:r>
-        <w:t>The purpose of this Test Plan is to define the testing strategy, objectives, and sc</w:t>
+        <w:t xml:space="preserve">The purpose of this Test Plan is to define the testing strategy, objectives, and scope for the </w:t>
       </w:r>
       <w:bookmarkStart w:id="0" w:name="_GoBack"/>
       <w:bookmarkEnd w:id="0"/>
       <w:r>
-        <w:t xml:space="preserve">ope for the </w:t>
-      </w:r>
-      <w:r>
         <w:rPr>
           <w:rStyle w:val="Strong"/>
           <w:b w:val="0"/>
         </w:rPr>
-        <w:t>Practice Expand Testing – Notes Application</w:t>
+        <w:t>Notes Application</w:t>
       </w:r>
       <w:r>
         <w:rPr>
